--- a/arb/docx/50.content.docx
+++ b/arb/docx/50.content.docx
@@ -9,6 +9,8 @@
       </w:pPr>
       <w:r>
         <w:rPr>
+          <w:rtl/>
+          <w:cs/>
           <w:lang w:val="ar_AE" w:bidi="ar_AE"/>
         </w:rPr>
       </w:r>
@@ -20,12 +22,16 @@
       </w:pPr>
       <w:r>
         <w:rPr>
+          <w:rtl/>
+          <w:cs/>
           <w:lang w:val="ar_AE" w:bidi="ar_AE"/>
         </w:rPr>
         <w:t>Resource: Biblica Study Notes</w:t>
       </w:r>
       <w:r>
         <w:rPr>
+          <w:rtl/>
+          <w:cs/>
           <w:lang w:val="ar_AE" w:bidi="ar_AE"/>
         </w:rPr>
       </w:r>
@@ -36,53 +42,71 @@
       </w:pPr>
       <w:r>
         <w:rPr>
+          <w:rtl/>
+          <w:cs/>
           <w:lang w:val="ar_AE" w:bidi="ar_AE"/>
         </w:rPr>
       </w:r>
       <w:r>
         <w:rPr>
           <w:b/>
+          <w:rtl/>
+          <w:cs/>
           <w:lang w:val="ar_AE" w:bidi="ar_AE"/>
         </w:rPr>
         <w:t>Biblica Study Notes (Book Intros)</w:t>
       </w:r>
       <w:r>
         <w:rPr>
+          <w:rtl/>
+          <w:cs/>
           <w:lang w:val="ar_AE" w:bidi="ar_AE"/>
         </w:rPr>
         <w:t xml:space="preserve"> © 2023 Biblica Inc. Released under CC BY-SA 4.0 license. </w:t>
       </w:r>
       <w:r>
         <w:rPr>
+          <w:rtl/>
+          <w:cs/>
           <w:lang w:val="ar_AE" w:bidi="ar_AE"/>
         </w:rPr>
         <w:t>Biblica Study Notes</w:t>
       </w:r>
       <w:r>
         <w:rPr>
+          <w:rtl/>
+          <w:cs/>
           <w:lang w:val="ar_AE" w:bidi="ar_AE"/>
         </w:rPr>
         <w:t xml:space="preserve"> has been adapted in the following languages: Tok Pisin, Arabic (عربي), French (Français), Hindi (हिंदी), Indonesian (Bahasa Indonesia), Portuguese (Português), Russian (Русский), Spanish (Español), Swahili (Kiswahili), and Simplified Chinese (简体中文)from </w:t>
       </w:r>
       <w:r>
         <w:rPr>
+          <w:rtl/>
+          <w:cs/>
           <w:lang w:val="ar_AE" w:bidi="ar_AE"/>
         </w:rPr>
         <w:t>Biblica Study Notes</w:t>
       </w:r>
       <w:r>
         <w:rPr>
+          <w:rtl/>
+          <w:cs/>
           <w:lang w:val="ar_AE" w:bidi="ar_AE"/>
         </w:rPr>
         <w:t xml:space="preserve"> © 2023 Biblica Inc. Released under CC BY-SA 4.0 license by Mission Mutual</w:t>
       </w:r>
       <w:r>
         <w:rPr>
-          <w:lang w:val="ar_AE" w:bidi="ar_AE"/>
-        </w:rPr>
-      </w:r>
-      <w:r>
-        <w:rPr>
+          <w:rtl/>
+          <w:cs/>
+          <w:lang w:val="ar_AE" w:bidi="ar_AE"/>
+        </w:rPr>
+      </w:r>
+      <w:r>
+        <w:rPr>
+          <w:rtl/>
+          <w:cs/>
           <w:lang w:val="ar_AE" w:bidi="ar_AE"/>
         </w:rPr>
       </w:r>
@@ -94,6 +118,8 @@
       </w:pPr>
       <w:r>
         <w:rPr>
+          <w:rtl/>
+          <w:cs/>
           <w:lang w:val="ar_AE" w:bidi="ar_AE"/>
         </w:rPr>
         <w:t>Biblica Study Notes</w:t>
@@ -123,6 +149,8 @@
       </w:pPr>
       <w:r>
         <w:rPr>
+          <w:rtl/>
+          <w:cs/>
           <w:lang w:val="ar_AE" w:bidi="ar_AE"/>
         </w:rPr>
       </w:r>
@@ -134,12 +162,16 @@
       </w:pPr>
       <w:r>
         <w:rPr>
+          <w:rtl/>
+          <w:cs/>
           <w:lang w:val="ar_AE" w:bidi="ar_AE"/>
         </w:rPr>
         <w:t>PHP</w:t>
       </w:r>
       <w:r>
         <w:rPr>
+          <w:rtl/>
+          <w:cs/>
           <w:lang w:val="ar_AE" w:bidi="ar_AE"/>
         </w:rPr>
       </w:r>
@@ -150,22 +182,30 @@
       </w:pPr>
       <w:r>
         <w:rPr>
-          <w:lang w:val="ar_AE" w:bidi="ar_AE"/>
-        </w:rPr>
-      </w:r>
-      <w:r>
-        <w:rPr>
+          <w:rtl/>
+          <w:cs/>
+          <w:lang w:val="ar_AE" w:bidi="ar_AE"/>
+        </w:rPr>
+      </w:r>
+      <w:r>
+        <w:rPr>
+          <w:rtl/>
+          <w:cs/>
           <w:lang w:val="ar_AE" w:bidi="ar_AE"/>
         </w:rPr>
         <w:t xml:space="preserve"> </w:t>
       </w:r>
       <w:r>
         <w:rPr>
-          <w:lang w:val="ar_AE" w:bidi="ar_AE"/>
-        </w:rPr>
-      </w:r>
-      <w:r>
-        <w:rPr>
+          <w:rtl/>
+          <w:cs/>
+          <w:lang w:val="ar_AE" w:bidi="ar_AE"/>
+        </w:rPr>
+      </w:r>
+      <w:r>
+        <w:rPr>
+          <w:rtl/>
+          <w:cs/>
           <w:lang w:val="ar_AE" w:bidi="ar_AE"/>
         </w:rPr>
       </w:r>
@@ -191,6 +231,8 @@
       </w:pPr>
       <w:r>
         <w:rPr>
+          <w:rtl/>
+          <w:cs/>
           <w:lang w:val="ar_AE" w:bidi="ar_AE"/>
         </w:rPr>
       </w:r>
@@ -202,12 +244,16 @@
       </w:pPr>
       <w:r>
         <w:rPr>
+          <w:rtl/>
+          <w:cs/>
           <w:lang w:val="ar_AE" w:bidi="ar_AE"/>
         </w:rPr>
         <w:t>فيلبي</w:t>
       </w:r>
       <w:r>
         <w:rPr>
+          <w:rtl/>
+          <w:cs/>
           <w:lang w:val="ar_AE" w:bidi="ar_AE"/>
         </w:rPr>
       </w:r>
@@ -218,12 +264,16 @@
       </w:pPr>
       <w:r>
         <w:rPr>
+          <w:rtl/>
+          <w:cs/>
           <w:lang w:val="ar_AE" w:bidi="ar_AE"/>
         </w:rPr>
       </w:r>
       <w:r>
         <w:rPr>
           <w:b/>
+          <w:rtl/>
+          <w:cs/>
           <w:lang w:val="ar_AE" w:bidi="ar_AE"/>
         </w:rPr>
         <w:t>ما هي رسالة فيلبي؟</w:t>
@@ -238,11 +288,15 @@
       </w:pPr>
       <w:r>
         <w:rPr>
-          <w:lang w:val="ar_AE" w:bidi="ar_AE"/>
-        </w:rPr>
-      </w:r>
-      <w:r>
-        <w:rPr>
+          <w:rtl/>
+          <w:cs/>
+          <w:lang w:val="ar_AE" w:bidi="ar_AE"/>
+        </w:rPr>
+      </w:r>
+      <w:r>
+        <w:rPr>
+          <w:rtl/>
+          <w:cs/>
           <w:lang w:val="ar_AE" w:bidi="ar_AE"/>
         </w:rPr>
         <w:t>رسالة فيلبي هي رسالة من الرسول بولس. وقد ساعد تيموثاوس بولس في كتابتها.</w:t>
@@ -257,11 +311,15 @@
       </w:pPr>
       <w:r>
         <w:rPr>
-          <w:lang w:val="ar_AE" w:bidi="ar_AE"/>
-        </w:rPr>
-      </w:r>
-      <w:r>
-        <w:rPr>
+          <w:rtl/>
+          <w:cs/>
+          <w:lang w:val="ar_AE" w:bidi="ar_AE"/>
+        </w:rPr>
+      </w:r>
+      <w:r>
+        <w:rPr>
+          <w:rtl/>
+          <w:cs/>
           <w:lang w:val="ar_AE" w:bidi="ar_AE"/>
         </w:rPr>
         <w:t>كان بولس في السجن عندما كتب هذه الرسالة. ويُعتقد أنه كتبها حوالي عام 61 ميلادي.</w:t>
@@ -273,12 +331,16 @@
       </w:pPr>
       <w:r>
         <w:rPr>
+          <w:rtl/>
+          <w:cs/>
           <w:lang w:val="ar_AE" w:bidi="ar_AE"/>
         </w:rPr>
       </w:r>
       <w:r>
         <w:rPr>
           <w:b/>
+          <w:rtl/>
+          <w:cs/>
           <w:lang w:val="ar_AE" w:bidi="ar_AE"/>
         </w:rPr>
         <w:t>لمن كُتبت رسالة فيلبي؟</w:t>
@@ -293,11 +355,15 @@
       </w:pPr>
       <w:r>
         <w:rPr>
-          <w:lang w:val="ar_AE" w:bidi="ar_AE"/>
-        </w:rPr>
-      </w:r>
-      <w:r>
-        <w:rPr>
+          <w:rtl/>
+          <w:cs/>
+          <w:lang w:val="ar_AE" w:bidi="ar_AE"/>
+        </w:rPr>
+      </w:r>
+      <w:r>
+        <w:rPr>
+          <w:rtl/>
+          <w:cs/>
           <w:lang w:val="ar_AE" w:bidi="ar_AE"/>
         </w:rPr>
         <w:t>إلى المؤمنين في مدينة فيلبي. كان بعضهم يهودًا ولكن معظمهم كانوا من الأمم.</w:t>
@@ -312,11 +378,15 @@
       </w:pPr>
       <w:r>
         <w:rPr>
-          <w:lang w:val="ar_AE" w:bidi="ar_AE"/>
-        </w:rPr>
-      </w:r>
-      <w:r>
-        <w:rPr>
+          <w:rtl/>
+          <w:cs/>
+          <w:lang w:val="ar_AE" w:bidi="ar_AE"/>
+        </w:rPr>
+      </w:r>
+      <w:r>
+        <w:rPr>
+          <w:rtl/>
+          <w:cs/>
           <w:lang w:val="ar_AE" w:bidi="ar_AE"/>
         </w:rPr>
         <w:t>تمت قراءة الرسالة بصوت عالٍ في الكنائس في جميع أنحاء منطقة فيلبي.</w:t>
@@ -331,11 +401,15 @@
       </w:pPr>
       <w:r>
         <w:rPr>
-          <w:lang w:val="ar_AE" w:bidi="ar_AE"/>
-        </w:rPr>
-      </w:r>
-      <w:r>
-        <w:rPr>
+          <w:rtl/>
+          <w:cs/>
+          <w:lang w:val="ar_AE" w:bidi="ar_AE"/>
+        </w:rPr>
+      </w:r>
+      <w:r>
+        <w:rPr>
+          <w:rtl/>
+          <w:cs/>
           <w:lang w:val="ar_AE" w:bidi="ar_AE"/>
         </w:rPr>
         <w:t>يدرك أتباع يسوع أن رسالة فيلبي تشارك الحق عن يسوع. لذلك فهي لجميع الناس في كل مكان.</w:t>
@@ -347,12 +421,16 @@
       </w:pPr>
       <w:r>
         <w:rPr>
+          <w:rtl/>
+          <w:cs/>
           <w:lang w:val="ar_AE" w:bidi="ar_AE"/>
         </w:rPr>
       </w:r>
       <w:r>
         <w:rPr>
           <w:b/>
+          <w:rtl/>
+          <w:cs/>
           <w:lang w:val="ar_AE" w:bidi="ar_AE"/>
         </w:rPr>
         <w:t>لماذا كُتبت رسالة فيلبي؟</w:t>
@@ -367,11 +445,15 @@
       </w:pPr>
       <w:r>
         <w:rPr>
-          <w:lang w:val="ar_AE" w:bidi="ar_AE"/>
-        </w:rPr>
-      </w:r>
-      <w:r>
-        <w:rPr>
+          <w:rtl/>
+          <w:cs/>
+          <w:lang w:val="ar_AE" w:bidi="ar_AE"/>
+        </w:rPr>
+      </w:r>
+      <w:r>
+        <w:rPr>
+          <w:rtl/>
+          <w:cs/>
           <w:lang w:val="ar_AE" w:bidi="ar_AE"/>
         </w:rPr>
         <w:t>لشكر المؤمنين في فيلبي على العطية التي كانوا قد أرسلوها لبولس بواسطة أبفرودتس.</w:t>
@@ -386,11 +468,15 @@
       </w:pPr>
       <w:r>
         <w:rPr>
-          <w:lang w:val="ar_AE" w:bidi="ar_AE"/>
-        </w:rPr>
-      </w:r>
-      <w:r>
-        <w:rPr>
+          <w:rtl/>
+          <w:cs/>
+          <w:lang w:val="ar_AE" w:bidi="ar_AE"/>
+        </w:rPr>
+      </w:r>
+      <w:r>
+        <w:rPr>
+          <w:rtl/>
+          <w:cs/>
           <w:lang w:val="ar_AE" w:bidi="ar_AE"/>
         </w:rPr>
         <w:t>لإخبار المؤمنين في فيليبي عن أحوال بولس خلال وجوده في السجن.</w:t>
@@ -405,11 +491,15 @@
       </w:pPr>
       <w:r>
         <w:rPr>
-          <w:lang w:val="ar_AE" w:bidi="ar_AE"/>
-        </w:rPr>
-      </w:r>
-      <w:r>
-        <w:rPr>
+          <w:rtl/>
+          <w:cs/>
+          <w:lang w:val="ar_AE" w:bidi="ar_AE"/>
+        </w:rPr>
+      </w:r>
+      <w:r>
+        <w:rPr>
+          <w:rtl/>
+          <w:cs/>
           <w:lang w:val="ar_AE" w:bidi="ar_AE"/>
         </w:rPr>
         <w:t>لمقاومة المُعَلِّمين الكذبة الذين كانوا يُعَلِّمون أشياء غير صحيحة.</w:t>
@@ -424,11 +514,15 @@
       </w:pPr>
       <w:r>
         <w:rPr>
-          <w:lang w:val="ar_AE" w:bidi="ar_AE"/>
-        </w:rPr>
-      </w:r>
-      <w:r>
-        <w:rPr>
+          <w:rtl/>
+          <w:cs/>
+          <w:lang w:val="ar_AE" w:bidi="ar_AE"/>
+        </w:rPr>
+      </w:r>
+      <w:r>
+        <w:rPr>
+          <w:rtl/>
+          <w:cs/>
           <w:lang w:val="ar_AE" w:bidi="ar_AE"/>
         </w:rPr>
         <w:t>أصبح أبفرودتس مريضًا خلال زيارته ومساعدته لبولس. وعندما تحسن، أرسله بولس مرة أخرى إلى فيلبي مع هذه الرسالة.</w:t>
@@ -440,12 +534,16 @@
       </w:pPr>
       <w:r>
         <w:rPr>
+          <w:rtl/>
+          <w:cs/>
           <w:lang w:val="ar_AE" w:bidi="ar_AE"/>
         </w:rPr>
       </w:r>
       <w:r>
         <w:rPr>
           <w:b/>
+          <w:rtl/>
+          <w:cs/>
           <w:lang w:val="ar_AE" w:bidi="ar_AE"/>
         </w:rPr>
         <w:t>الأفكار الرئيسية</w:t>
@@ -460,11 +558,15 @@
       </w:pPr>
       <w:r>
         <w:rPr>
-          <w:lang w:val="ar_AE" w:bidi="ar_AE"/>
-        </w:rPr>
-      </w:r>
-      <w:r>
-        <w:rPr>
+          <w:rtl/>
+          <w:cs/>
+          <w:lang w:val="ar_AE" w:bidi="ar_AE"/>
+        </w:rPr>
+      </w:r>
+      <w:r>
+        <w:rPr>
+          <w:rtl/>
+          <w:cs/>
           <w:lang w:val="ar_AE" w:bidi="ar_AE"/>
         </w:rPr>
         <w:t>الفرح في خدمة يسوع.</w:t>
@@ -479,11 +581,15 @@
       </w:pPr>
       <w:r>
         <w:rPr>
-          <w:lang w:val="ar_AE" w:bidi="ar_AE"/>
-        </w:rPr>
-      </w:r>
-      <w:r>
-        <w:rPr>
+          <w:rtl/>
+          <w:cs/>
+          <w:lang w:val="ar_AE" w:bidi="ar_AE"/>
+        </w:rPr>
+      </w:r>
+      <w:r>
+        <w:rPr>
+          <w:rtl/>
+          <w:cs/>
           <w:lang w:val="ar_AE" w:bidi="ar_AE"/>
         </w:rPr>
         <w:t>الانتماء إلى يسوع.</w:t>
@@ -498,11 +604,15 @@
       </w:pPr>
       <w:r>
         <w:rPr>
-          <w:lang w:val="ar_AE" w:bidi="ar_AE"/>
-        </w:rPr>
-      </w:r>
-      <w:r>
-        <w:rPr>
+          <w:rtl/>
+          <w:cs/>
+          <w:lang w:val="ar_AE" w:bidi="ar_AE"/>
+        </w:rPr>
+      </w:r>
+      <w:r>
+        <w:rPr>
+          <w:rtl/>
+          <w:cs/>
           <w:lang w:val="ar_AE" w:bidi="ar_AE"/>
         </w:rPr>
         <w:t>اتِّبَاع مثال يسوع في الحياة.</w:t>
@@ -517,11 +627,15 @@
       </w:pPr>
       <w:r>
         <w:rPr>
-          <w:lang w:val="ar_AE" w:bidi="ar_AE"/>
-        </w:rPr>
-      </w:r>
-      <w:r>
-        <w:rPr>
+          <w:rtl/>
+          <w:cs/>
+          <w:lang w:val="ar_AE" w:bidi="ar_AE"/>
+        </w:rPr>
+      </w:r>
+      <w:r>
+        <w:rPr>
+          <w:rtl/>
+          <w:cs/>
           <w:lang w:val="ar_AE" w:bidi="ar_AE"/>
         </w:rPr>
         <w:t>رفض التعاليم غير الصحيحة.</w:t>
@@ -533,12 +647,16 @@
       </w:pPr>
       <w:r>
         <w:rPr>
+          <w:rtl/>
+          <w:cs/>
           <w:lang w:val="ar_AE" w:bidi="ar_AE"/>
         </w:rPr>
       </w:r>
       <w:r>
         <w:rPr>
           <w:b/>
+          <w:rtl/>
+          <w:cs/>
           <w:lang w:val="ar_AE" w:bidi="ar_AE"/>
         </w:rPr>
         <w:t>مخطط السفر</w:t>
@@ -550,12 +668,16 @@
       </w:pPr>
       <w:r>
         <w:rPr>
+          <w:rtl/>
+          <w:cs/>
           <w:lang w:val="ar_AE" w:bidi="ar_AE"/>
         </w:rPr>
       </w:r>
       <w:r>
         <w:rPr>
           <w:b/>
+          <w:rtl/>
+          <w:cs/>
           <w:lang w:val="ar_AE" w:bidi="ar_AE"/>
         </w:rPr>
         <w:t>تحيات (1:1–11).</w:t>
@@ -567,12 +689,16 @@
       </w:pPr>
       <w:r>
         <w:rPr>
+          <w:rtl/>
+          <w:cs/>
           <w:lang w:val="ar_AE" w:bidi="ar_AE"/>
         </w:rPr>
       </w:r>
       <w:r>
         <w:rPr>
           <w:b/>
+          <w:rtl/>
+          <w:cs/>
           <w:lang w:val="ar_AE" w:bidi="ar_AE"/>
         </w:rPr>
         <w:t>بولس ينشر الأخبار السارة خلال وجوده في السجن (1:12–30).</w:t>
@@ -584,12 +710,16 @@
       </w:pPr>
       <w:r>
         <w:rPr>
+          <w:rtl/>
+          <w:cs/>
           <w:lang w:val="ar_AE" w:bidi="ar_AE"/>
         </w:rPr>
       </w:r>
       <w:r>
         <w:rPr>
           <w:b/>
+          <w:rtl/>
+          <w:cs/>
           <w:lang w:val="ar_AE" w:bidi="ar_AE"/>
         </w:rPr>
         <w:t>اتِّبَاع مثال يسوع (2:1–18).</w:t>
@@ -601,12 +731,16 @@
       </w:pPr>
       <w:r>
         <w:rPr>
+          <w:rtl/>
+          <w:cs/>
           <w:lang w:val="ar_AE" w:bidi="ar_AE"/>
         </w:rPr>
       </w:r>
       <w:r>
         <w:rPr>
           <w:b/>
+          <w:rtl/>
+          <w:cs/>
           <w:lang w:val="ar_AE" w:bidi="ar_AE"/>
         </w:rPr>
         <w:t>كلمات عن تيموثاوس وأبفرودتس (2:19–30).</w:t>
@@ -618,12 +752,16 @@
       </w:pPr>
       <w:r>
         <w:rPr>
+          <w:rtl/>
+          <w:cs/>
           <w:lang w:val="ar_AE" w:bidi="ar_AE"/>
         </w:rPr>
       </w:r>
       <w:r>
         <w:rPr>
           <w:b/>
+          <w:rtl/>
+          <w:cs/>
           <w:lang w:val="ar_AE" w:bidi="ar_AE"/>
         </w:rPr>
         <w:t>تحذير بشأن التعاليم غير الصحيحة (3).</w:t>
@@ -635,12 +773,16 @@
       </w:pPr>
       <w:r>
         <w:rPr>
+          <w:rtl/>
+          <w:cs/>
           <w:lang w:val="ar_AE" w:bidi="ar_AE"/>
         </w:rPr>
       </w:r>
       <w:r>
         <w:rPr>
           <w:b/>
+          <w:rtl/>
+          <w:cs/>
           <w:lang w:val="ar_AE" w:bidi="ar_AE"/>
         </w:rPr>
         <w:t>العيش بسلام وفرح الله (4:1–9).</w:t>
@@ -652,12 +794,16 @@
       </w:pPr>
       <w:r>
         <w:rPr>
+          <w:rtl/>
+          <w:cs/>
           <w:lang w:val="ar_AE" w:bidi="ar_AE"/>
         </w:rPr>
       </w:r>
       <w:r>
         <w:rPr>
           <w:b/>
+          <w:rtl/>
+          <w:cs/>
           <w:lang w:val="ar_AE" w:bidi="ar_AE"/>
         </w:rPr>
         <w:t>بولس يشكر أهل فيلبي على تقدمتهم (4:10–20).</w:t>
@@ -669,23 +815,31 @@
       </w:pPr>
       <w:r>
         <w:rPr>
+          <w:rtl/>
+          <w:cs/>
           <w:lang w:val="ar_AE" w:bidi="ar_AE"/>
         </w:rPr>
       </w:r>
       <w:r>
         <w:rPr>
           <w:b/>
+          <w:rtl/>
+          <w:cs/>
           <w:lang w:val="ar_AE" w:bidi="ar_AE"/>
         </w:rPr>
         <w:t>تحيات ختامية (4:21–23).</w:t>
       </w:r>
       <w:r>
         <w:rPr>
-          <w:lang w:val="ar_AE" w:bidi="ar_AE"/>
-        </w:rPr>
-      </w:r>
-      <w:r>
-        <w:rPr>
+          <w:rtl/>
+          <w:cs/>
+          <w:lang w:val="ar_AE" w:bidi="ar_AE"/>
+        </w:rPr>
+      </w:r>
+      <w:r>
+        <w:rPr>
+          <w:rtl/>
+          <w:cs/>
           <w:lang w:val="ar_AE" w:bidi="ar_AE"/>
         </w:rPr>
       </w:r>
